--- a/data/revised_2026-10_full/outputs/v2/Core_Mathematics/SS2.8_Vectors/Core_Mathematics_Vectors_SummaryTable.docx
+++ b/data/revised_2026-10_full/outputs/v2/Core_Mathematics/SS2.8_Vectors/Core_Mathematics_Vectors_SummaryTable.docx
@@ -1848,7 +1848,7 @@
         </w:rPr>
         <w:t xml:space="preserve">© 2026 SeaVuria and ARES. This work is licensed under a </w:t>
       </w:r>
-      <w:hyperlink w:history="1" r:id="rId-pucme2y_6qtuqz5vbdi5">
+      <w:hyperlink w:history="1" r:id="rId8fiscprihiugtrmrgwwwo">
         <w:r>
           <w:rPr>
             <w:rFonts w:ascii="Arial" w:cs="Arial" w:eastAsia="Arial" w:hAnsi="Arial"/>
@@ -1868,7 +1868,7 @@
         </w:rPr>
         <w:t xml:space="preserve"> (</w:t>
       </w:r>
-      <w:hyperlink w:history="1" r:id="rIdj73a5uuvfd52jltc6l2_u">
+      <w:hyperlink w:history="1" r:id="rIdyk3ulygwyfpjvf8ifks3i">
         <w:r>
           <w:rPr>
             <w:rFonts w:ascii="Arial" w:cs="Arial" w:eastAsia="Arial" w:hAnsi="Arial"/>
@@ -1888,7 +1888,7 @@
         </w:rPr>
         <w:t xml:space="preserve">). To view a copy of this license, visit </w:t>
       </w:r>
-      <w:hyperlink w:history="1" r:id="rIdcqgsia5x77pqapxperoyu">
+      <w:hyperlink w:history="1" r:id="rIdqxdomy6dlefuewe5z_ay7">
         <w:r>
           <w:rPr>
             <w:rFonts w:ascii="Arial" w:cs="Arial" w:eastAsia="Arial" w:hAnsi="Arial"/>
